--- a/uploads/1.docx
+++ b/uploads/1.docx
@@ -16,7 +16,7 @@
           <w:sz w:val="40"/>
           <w:szCs w:val="40"/>
         </w:rPr>
-        <w:t xml:space="preserve">Priya Sharma</w:t>
+        <w:t xml:space="preserve">Emily Carter</w:t>
       </w:r>
     </w:p>
     <w:p>
@@ -31,7 +31,7 @@
           <w:sz w:val="18"/>
           <w:szCs w:val="18"/>
         </w:rPr>
-        <w:t xml:space="preserve">priya.sharma@email.com  |  (512) 555-0612  |  Austin, TX  |  linkedin.com/in/priyasharma-data</w:t>
+        <w:t xml:space="preserve">emily.carter@email.com  |  (312) 555-0198  |  Chicago, IL  |  linkedin.com/in/emilycarter</w:t>
       </w:r>
     </w:p>
     <w:p>
@@ -58,7 +58,7 @@
           <w:sz w:val="24"/>
           <w:szCs w:val="24"/>
         </w:rPr>
-        <w:t xml:space="preserve">PROFESSIONAL SUMMARY</w:t>
+        <w:t xml:space="preserve">OBJECTIVE</w:t>
       </w:r>
     </w:p>
     <w:p>
@@ -71,7 +71,7 @@
           <w:sz w:val="20"/>
           <w:szCs w:val="20"/>
         </w:rPr>
-        <w:t xml:space="preserve">Analytical and business-focused Data Analyst with 5 years of experience translating complex datasets into actionable insights across e-commerce and retail industries. Proficient in SQL, Python, and Tableau. Strong communicator with a track record of influencing business strategy through data storytelling.</w:t>
+        <w:t xml:space="preserve">Detail-oriented recent graduate seeking an entry-level Market Analyst role to apply strong analytical skills and academic knowledge of consumer behavior, market research, and data interpretation.</w:t>
       </w:r>
     </w:p>
     <w:p>
@@ -90,7 +90,7 @@
           <w:sz w:val="24"/>
           <w:szCs w:val="24"/>
         </w:rPr>
-        <w:t xml:space="preserve">EXPERIENCE</w:t>
+        <w:t xml:space="preserve">EDUCATION</w:t>
       </w:r>
     </w:p>
     <w:p>
@@ -105,7 +105,7 @@
           <w:sz w:val="22"/>
           <w:szCs w:val="22"/>
         </w:rPr>
-        <w:t xml:space="preserve">Data Analyst II</w:t>
+        <w:t xml:space="preserve">B.S. in Marketing</w:t>
       </w:r>
       <w:r>
         <w:rPr>
@@ -124,7 +124,7 @@
           <w:sz w:val="20"/>
           <w:szCs w:val="20"/>
         </w:rPr>
-        <w:t xml:space="preserve">Horizon Commerce Group</w:t>
+        <w:t xml:space="preserve">University of Illinois – Urbana-Champaign</w:t>
       </w:r>
       <w:r>
         <w:rPr>
@@ -133,7 +133,7 @@
           <w:sz w:val="20"/>
           <w:szCs w:val="20"/>
         </w:rPr>
-        <w:t xml:space="preserve">  |  Apr 2021 – Present</w:t>
+        <w:t xml:space="preserve">  |  Aug 2020 – May 2024</w:t>
       </w:r>
     </w:p>
     <w:p>
@@ -151,7 +151,7 @@
           <w:sz w:val="20"/>
           <w:szCs w:val="20"/>
         </w:rPr>
-        <w:t xml:space="preserve">Built and maintained 12+ executive dashboards in Tableau tracking KPIs across sales, inventory, and customer retention</w:t>
+        <w:t xml:space="preserve">GPA: 3.7/4.0 | Dean's List (4 semesters)</w:t>
       </w:r>
     </w:p>
     <w:p>
@@ -169,7 +169,69 @@
           <w:sz w:val="20"/>
           <w:szCs w:val="20"/>
         </w:rPr>
-        <w:t xml:space="preserve">Wrote complex SQL queries to extract and transform data from a 10TB+ warehouse, supporting weekly business reviews</w:t>
+        <w:t xml:space="preserve">Relevant Coursework: Market Research, Consumer Behavior, Statistics for Business, Digital Marketing Analytics</w:t>
+      </w:r>
+    </w:p>
+    <w:p>
+      <w:pPr>
+        <w:pBdr>
+          <w:bottom w:val="single" w:color="AAAAAA" w:sz="4" w:space="1"/>
+        </w:pBdr>
+        <w:spacing w:after="60" w:before="200"/>
+      </w:pPr>
+      <w:r>
+        <w:rPr>
+          <w:rFonts w:ascii="Arial" w:cs="Arial" w:eastAsia="Arial" w:hAnsi="Arial"/>
+          <w:b/>
+          <w:bCs/>
+          <w:color w:val="2E4A7A"/>
+          <w:sz w:val="24"/>
+          <w:szCs w:val="24"/>
+        </w:rPr>
+        <w:t xml:space="preserve">EXPERIENCE</w:t>
+      </w:r>
+    </w:p>
+    <w:p>
+      <w:pPr>
+        <w:spacing w:after="40" w:before="120"/>
+      </w:pPr>
+      <w:r>
+        <w:rPr>
+          <w:rFonts w:ascii="Arial" w:cs="Arial" w:eastAsia="Arial" w:hAnsi="Arial"/>
+          <w:b/>
+          <w:bCs/>
+          <w:sz w:val="22"/>
+          <w:szCs w:val="22"/>
+        </w:rPr>
+        <w:t xml:space="preserve">Marketing Intern</w:t>
+      </w:r>
+      <w:r>
+        <w:rPr>
+          <w:rFonts w:ascii="Arial" w:cs="Arial" w:eastAsia="Arial" w:hAnsi="Arial"/>
+          <w:color w:val="888888"/>
+          <w:sz w:val="20"/>
+          <w:szCs w:val="20"/>
+        </w:rPr>
+        <w:t xml:space="preserve">  |  </w:t>
+      </w:r>
+      <w:r>
+        <w:rPr>
+          <w:rFonts w:ascii="Arial" w:cs="Arial" w:eastAsia="Arial" w:hAnsi="Arial"/>
+          <w:i/>
+          <w:iCs/>
+          <w:sz w:val="20"/>
+          <w:szCs w:val="20"/>
+        </w:rPr>
+        <w:t xml:space="preserve">BluePeak Retail Group</w:t>
+      </w:r>
+      <w:r>
+        <w:rPr>
+          <w:rFonts w:ascii="Arial" w:cs="Arial" w:eastAsia="Arial" w:hAnsi="Arial"/>
+          <w:color w:val="888888"/>
+          <w:sz w:val="20"/>
+          <w:szCs w:val="20"/>
+        </w:rPr>
+        <w:t xml:space="preserve">  |  Jun 2023 – Aug 2023</w:t>
       </w:r>
     </w:p>
     <w:p>
@@ -187,7 +249,7 @@
           <w:sz w:val="20"/>
           <w:szCs w:val="20"/>
         </w:rPr>
-        <w:t xml:space="preserve">Led an A/B test analysis on checkout flow redesign that drove a 7% lift in conversion rate</w:t>
+        <w:t xml:space="preserve">Assisted in conducting competitor analysis across 5 regional markets, summarizing findings in weekly reports</w:t>
       </w:r>
     </w:p>
     <w:p>
@@ -205,50 +267,7 @@
           <w:sz w:val="20"/>
           <w:szCs w:val="20"/>
         </w:rPr>
-        <w:t xml:space="preserve">Collaborated with data engineering team to define data models and ensure pipeline data quality</w:t>
-      </w:r>
-    </w:p>
-    <w:p>
-      <w:pPr>
-        <w:spacing w:after="40" w:before="120"/>
-      </w:pPr>
-      <w:r>
-        <w:rPr>
-          <w:rFonts w:ascii="Arial" w:cs="Arial" w:eastAsia="Arial" w:hAnsi="Arial"/>
-          <w:b/>
-          <w:bCs/>
-          <w:sz w:val="22"/>
-          <w:szCs w:val="22"/>
-        </w:rPr>
-        <w:t xml:space="preserve">Data Analyst</w:t>
-      </w:r>
-      <w:r>
-        <w:rPr>
-          <w:rFonts w:ascii="Arial" w:cs="Arial" w:eastAsia="Arial" w:hAnsi="Arial"/>
-          <w:color w:val="888888"/>
-          <w:sz w:val="20"/>
-          <w:szCs w:val="20"/>
-        </w:rPr>
-        <w:t xml:space="preserve">  |  </w:t>
-      </w:r>
-      <w:r>
-        <w:rPr>
-          <w:rFonts w:ascii="Arial" w:cs="Arial" w:eastAsia="Arial" w:hAnsi="Arial"/>
-          <w:i/>
-          <w:iCs/>
-          <w:sz w:val="20"/>
-          <w:szCs w:val="20"/>
-        </w:rPr>
-        <w:t xml:space="preserve">Greenfield Logistics Inc.</w:t>
-      </w:r>
-      <w:r>
-        <w:rPr>
-          <w:rFonts w:ascii="Arial" w:cs="Arial" w:eastAsia="Arial" w:hAnsi="Arial"/>
-          <w:color w:val="888888"/>
-          <w:sz w:val="20"/>
-          <w:szCs w:val="20"/>
-        </w:rPr>
-        <w:t xml:space="preserve">  |  Jul 2019 – Mar 2021</w:t>
+        <w:t xml:space="preserve">Collected and cleaned survey data from 300+ respondents using Excel and Google Forms</w:t>
       </w:r>
     </w:p>
     <w:p>
@@ -266,7 +285,50 @@
           <w:sz w:val="20"/>
           <w:szCs w:val="20"/>
         </w:rPr>
-        <w:t xml:space="preserve">Analyzed shipment delay patterns using Python (pandas, matplotlib), identifying $1.2M in annual cost-saving opportunities</w:t>
+        <w:t xml:space="preserve">Supported team in preparing PowerPoint decks for quarterly marketing strategy presentations</w:t>
+      </w:r>
+    </w:p>
+    <w:p>
+      <w:pPr>
+        <w:spacing w:after="40" w:before="120"/>
+      </w:pPr>
+      <w:r>
+        <w:rPr>
+          <w:rFonts w:ascii="Arial" w:cs="Arial" w:eastAsia="Arial" w:hAnsi="Arial"/>
+          <w:b/>
+          <w:bCs/>
+          <w:sz w:val="22"/>
+          <w:szCs w:val="22"/>
+        </w:rPr>
+        <w:t xml:space="preserve">Research Assistant</w:t>
+      </w:r>
+      <w:r>
+        <w:rPr>
+          <w:rFonts w:ascii="Arial" w:cs="Arial" w:eastAsia="Arial" w:hAnsi="Arial"/>
+          <w:color w:val="888888"/>
+          <w:sz w:val="20"/>
+          <w:szCs w:val="20"/>
+        </w:rPr>
+        <w:t xml:space="preserve">  |  </w:t>
+      </w:r>
+      <w:r>
+        <w:rPr>
+          <w:rFonts w:ascii="Arial" w:cs="Arial" w:eastAsia="Arial" w:hAnsi="Arial"/>
+          <w:i/>
+          <w:iCs/>
+          <w:sz w:val="20"/>
+          <w:szCs w:val="20"/>
+        </w:rPr>
+        <w:t xml:space="preserve">University of Illinois Marketing Dept.</w:t>
+      </w:r>
+      <w:r>
+        <w:rPr>
+          <w:rFonts w:ascii="Arial" w:cs="Arial" w:eastAsia="Arial" w:hAnsi="Arial"/>
+          <w:color w:val="888888"/>
+          <w:sz w:val="20"/>
+          <w:szCs w:val="20"/>
+        </w:rPr>
+        <w:t xml:space="preserve">  |  Sep 2022 – May 2023</w:t>
       </w:r>
     </w:p>
     <w:p>
@@ -284,7 +346,7 @@
           <w:sz w:val="20"/>
           <w:szCs w:val="20"/>
         </w:rPr>
-        <w:t xml:space="preserve">Developed automated Excel reports replacing manual monthly processes, saving ~12 hours/month</w:t>
+        <w:t xml:space="preserve">Helped faculty compile and analyze secondary market data for a consumer trends study</w:t>
       </w:r>
     </w:p>
     <w:p>
@@ -302,7 +364,7 @@
           <w:sz w:val="20"/>
           <w:szCs w:val="20"/>
         </w:rPr>
-        <w:t xml:space="preserve">Partnered with operations and finance to build a demand forecasting model with 87% accuracy</w:t>
+        <w:t xml:space="preserve">Created visualizations in Excel to present findings at a departmental conference</w:t>
       </w:r>
     </w:p>
     <w:p>
@@ -321,50 +383,95 @@
           <w:sz w:val="24"/>
           <w:szCs w:val="24"/>
         </w:rPr>
-        <w:t xml:space="preserve">EDUCATION</w:t>
-      </w:r>
-    </w:p>
-    <w:p>
-      <w:pPr>
-        <w:spacing w:after="40" w:before="120"/>
-      </w:pPr>
-      <w:r>
-        <w:rPr>
-          <w:rFonts w:ascii="Arial" w:cs="Arial" w:eastAsia="Arial" w:hAnsi="Arial"/>
-          <w:b/>
-          <w:bCs/>
-          <w:sz w:val="22"/>
-          <w:szCs w:val="22"/>
-        </w:rPr>
-        <w:t xml:space="preserve">B.S. in Statistics</w:t>
-      </w:r>
-      <w:r>
-        <w:rPr>
-          <w:rFonts w:ascii="Arial" w:cs="Arial" w:eastAsia="Arial" w:hAnsi="Arial"/>
-          <w:color w:val="888888"/>
-          <w:sz w:val="20"/>
-          <w:szCs w:val="20"/>
-        </w:rPr>
-        <w:t xml:space="preserve">  |  </w:t>
-      </w:r>
-      <w:r>
-        <w:rPr>
-          <w:rFonts w:ascii="Arial" w:cs="Arial" w:eastAsia="Arial" w:hAnsi="Arial"/>
-          <w:i/>
-          <w:iCs/>
-          <w:sz w:val="20"/>
-          <w:szCs w:val="20"/>
-        </w:rPr>
-        <w:t xml:space="preserve">University of Texas at Austin</w:t>
-      </w:r>
-      <w:r>
-        <w:rPr>
-          <w:rFonts w:ascii="Arial" w:cs="Arial" w:eastAsia="Arial" w:hAnsi="Arial"/>
-          <w:color w:val="888888"/>
-          <w:sz w:val="20"/>
-          <w:szCs w:val="20"/>
-        </w:rPr>
-        <w:t xml:space="preserve">  |  2015 – 2019</w:t>
+        <w:t xml:space="preserve">SKILLS</w:t>
+      </w:r>
+    </w:p>
+    <w:p>
+      <w:pPr>
+        <w:spacing w:after="60"/>
+      </w:pPr>
+      <w:r>
+        <w:rPr>
+          <w:rFonts w:ascii="Arial" w:cs="Arial" w:eastAsia="Arial" w:hAnsi="Arial"/>
+          <w:b/>
+          <w:bCs/>
+          <w:sz w:val="20"/>
+          <w:szCs w:val="20"/>
+        </w:rPr>
+        <w:t xml:space="preserve">Tools: </w:t>
+      </w:r>
+      <w:r>
+        <w:rPr>
+          <w:rFonts w:ascii="Arial" w:cs="Arial" w:eastAsia="Arial" w:hAnsi="Arial"/>
+          <w:sz w:val="20"/>
+          <w:szCs w:val="20"/>
+        </w:rPr>
+        <w:t xml:space="preserve">Excel, Google Analytics, Tableau (beginner), SPSS</w:t>
+      </w:r>
+    </w:p>
+    <w:p>
+      <w:pPr>
+        <w:spacing w:after="60"/>
+      </w:pPr>
+      <w:r>
+        <w:rPr>
+          <w:rFonts w:ascii="Arial" w:cs="Arial" w:eastAsia="Arial" w:hAnsi="Arial"/>
+          <w:b/>
+          <w:bCs/>
+          <w:sz w:val="20"/>
+          <w:szCs w:val="20"/>
+        </w:rPr>
+        <w:t xml:space="preserve">Skills: </w:t>
+      </w:r>
+      <w:r>
+        <w:rPr>
+          <w:rFonts w:ascii="Arial" w:cs="Arial" w:eastAsia="Arial" w:hAnsi="Arial"/>
+          <w:sz w:val="20"/>
+          <w:szCs w:val="20"/>
+        </w:rPr>
+        <w:t xml:space="preserve">Market research, data entry, report writing, presentation design</w:t>
+      </w:r>
+    </w:p>
+    <w:p>
+      <w:pPr>
+        <w:spacing w:after="60"/>
+      </w:pPr>
+      <w:r>
+        <w:rPr>
+          <w:rFonts w:ascii="Arial" w:cs="Arial" w:eastAsia="Arial" w:hAnsi="Arial"/>
+          <w:b/>
+          <w:bCs/>
+          <w:sz w:val="20"/>
+          <w:szCs w:val="20"/>
+        </w:rPr>
+        <w:t xml:space="preserve">Languages: </w:t>
+      </w:r>
+      <w:r>
+        <w:rPr>
+          <w:rFonts w:ascii="Arial" w:cs="Arial" w:eastAsia="Arial" w:hAnsi="Arial"/>
+          <w:sz w:val="20"/>
+          <w:szCs w:val="20"/>
+        </w:rPr>
+        <w:t xml:space="preserve">English (native), Spanish (conversational)</w:t>
+      </w:r>
+    </w:p>
+    <w:p>
+      <w:pPr>
+        <w:pBdr>
+          <w:bottom w:val="single" w:color="AAAAAA" w:sz="4" w:space="1"/>
+        </w:pBdr>
+        <w:spacing w:after="60" w:before="200"/>
+      </w:pPr>
+      <w:r>
+        <w:rPr>
+          <w:rFonts w:ascii="Arial" w:cs="Arial" w:eastAsia="Arial" w:hAnsi="Arial"/>
+          <w:b/>
+          <w:bCs/>
+          <w:color w:val="2E4A7A"/>
+          <w:sz w:val="24"/>
+          <w:szCs w:val="24"/>
+        </w:rPr>
+        <w:t xml:space="preserve">CERTIFICATIONS</w:t>
       </w:r>
     </w:p>
     <w:p>
@@ -382,137 +489,7 @@
           <w:sz w:val="20"/>
           <w:szCs w:val="20"/>
         </w:rPr>
-        <w:t xml:space="preserve">Minor in Computer Science | GPA: 3.5/4.0</w:t>
-      </w:r>
-    </w:p>
-    <w:p>
-      <w:pPr>
-        <w:pBdr>
-          <w:bottom w:val="single" w:color="AAAAAA" w:sz="4" w:space="1"/>
-        </w:pBdr>
-        <w:spacing w:after="60" w:before="200"/>
-      </w:pPr>
-      <w:r>
-        <w:rPr>
-          <w:rFonts w:ascii="Arial" w:cs="Arial" w:eastAsia="Arial" w:hAnsi="Arial"/>
-          <w:b/>
-          <w:bCs/>
-          <w:color w:val="2E4A7A"/>
-          <w:sz w:val="24"/>
-          <w:szCs w:val="24"/>
-        </w:rPr>
-        <w:t xml:space="preserve">SKILLS</w:t>
-      </w:r>
-    </w:p>
-    <w:p>
-      <w:pPr>
-        <w:spacing w:after="60"/>
-      </w:pPr>
-      <w:r>
-        <w:rPr>
-          <w:rFonts w:ascii="Arial" w:cs="Arial" w:eastAsia="Arial" w:hAnsi="Arial"/>
-          <w:b/>
-          <w:bCs/>
-          <w:sz w:val="20"/>
-          <w:szCs w:val="20"/>
-        </w:rPr>
-        <w:t xml:space="preserve">Languages: </w:t>
-      </w:r>
-      <w:r>
-        <w:rPr>
-          <w:rFonts w:ascii="Arial" w:cs="Arial" w:eastAsia="Arial" w:hAnsi="Arial"/>
-          <w:sz w:val="20"/>
-          <w:szCs w:val="20"/>
-        </w:rPr>
-        <w:t xml:space="preserve">SQL, Python (pandas, NumPy, matplotlib, scikit-learn), R (basic)</w:t>
-      </w:r>
-    </w:p>
-    <w:p>
-      <w:pPr>
-        <w:spacing w:after="60"/>
-      </w:pPr>
-      <w:r>
-        <w:rPr>
-          <w:rFonts w:ascii="Arial" w:cs="Arial" w:eastAsia="Arial" w:hAnsi="Arial"/>
-          <w:b/>
-          <w:bCs/>
-          <w:sz w:val="20"/>
-          <w:szCs w:val="20"/>
-        </w:rPr>
-        <w:t xml:space="preserve">BI Tools: </w:t>
-      </w:r>
-      <w:r>
-        <w:rPr>
-          <w:rFonts w:ascii="Arial" w:cs="Arial" w:eastAsia="Arial" w:hAnsi="Arial"/>
-          <w:sz w:val="20"/>
-          <w:szCs w:val="20"/>
-        </w:rPr>
-        <w:t xml:space="preserve">Tableau, Power BI, Looker, Google Data Studio</w:t>
-      </w:r>
-    </w:p>
-    <w:p>
-      <w:pPr>
-        <w:spacing w:after="60"/>
-      </w:pPr>
-      <w:r>
-        <w:rPr>
-          <w:rFonts w:ascii="Arial" w:cs="Arial" w:eastAsia="Arial" w:hAnsi="Arial"/>
-          <w:b/>
-          <w:bCs/>
-          <w:sz w:val="20"/>
-          <w:szCs w:val="20"/>
-        </w:rPr>
-        <w:t xml:space="preserve">Databases: </w:t>
-      </w:r>
-      <w:r>
-        <w:rPr>
-          <w:rFonts w:ascii="Arial" w:cs="Arial" w:eastAsia="Arial" w:hAnsi="Arial"/>
-          <w:sz w:val="20"/>
-          <w:szCs w:val="20"/>
-        </w:rPr>
-        <w:t xml:space="preserve">Snowflake, BigQuery, PostgreSQL, MySQL</w:t>
-      </w:r>
-    </w:p>
-    <w:p>
-      <w:pPr>
-        <w:spacing w:after="60"/>
-      </w:pPr>
-      <w:r>
-        <w:rPr>
-          <w:rFonts w:ascii="Arial" w:cs="Arial" w:eastAsia="Arial" w:hAnsi="Arial"/>
-          <w:b/>
-          <w:bCs/>
-          <w:sz w:val="20"/>
-          <w:szCs w:val="20"/>
-        </w:rPr>
-        <w:t xml:space="preserve">Other: </w:t>
-      </w:r>
-      <w:r>
-        <w:rPr>
-          <w:rFonts w:ascii="Arial" w:cs="Arial" w:eastAsia="Arial" w:hAnsi="Arial"/>
-          <w:sz w:val="20"/>
-          <w:szCs w:val="20"/>
-        </w:rPr>
-        <w:t xml:space="preserve">A/B testing, statistical modeling, data storytelling, ETL pipelines, Git</w:t>
-      </w:r>
-    </w:p>
-    <w:p>
-      <w:pPr>
-        <w:pBdr>
-          <w:bottom w:val="single" w:color="AAAAAA" w:sz="4" w:space="1"/>
-        </w:pBdr>
-        <w:spacing w:after="60" w:before="200"/>
-      </w:pPr>
-      <w:r>
-        <w:rPr>
-          <w:rFonts w:ascii="Arial" w:cs="Arial" w:eastAsia="Arial" w:hAnsi="Arial"/>
-          <w:b/>
-          <w:bCs/>
-          <w:color w:val="2E4A7A"/>
-          <w:sz w:val="24"/>
-          <w:szCs w:val="24"/>
-        </w:rPr>
-        <w:t xml:space="preserve">CERTIFICATIONS</w:t>
+        <w:t xml:space="preserve">Google Analytics Certified – 2024</w:t>
       </w:r>
     </w:p>
     <w:p>
@@ -530,25 +507,7 @@
           <w:sz w:val="20"/>
           <w:szCs w:val="20"/>
         </w:rPr>
-        <w:t xml:space="preserve">Google Data Analytics Professional Certificate – 2021</w:t>
-      </w:r>
-    </w:p>
-    <w:p>
-      <w:pPr>
-        <w:pStyle w:val="ListParagraph"/>
-        <w:numPr>
-          <w:ilvl w:val="0"/>
-          <w:numId w:val="2"/>
-        </w:numPr>
-        <w:spacing w:after="60"/>
-      </w:pPr>
-      <w:r>
-        <w:rPr>
-          <w:rFonts w:ascii="Arial" w:cs="Arial" w:eastAsia="Arial" w:hAnsi="Arial"/>
-          <w:sz w:val="20"/>
-          <w:szCs w:val="20"/>
-        </w:rPr>
-        <w:t xml:space="preserve">Tableau Desktop Specialist – 2022</w:t>
+        <w:t xml:space="preserve">HubSpot Content Marketing Certification – 2023</w:t>
       </w:r>
     </w:p>
     <w:sectPr>
